--- a/camara/EHI_espejo_sin_profundidad.docx
+++ b/camara/EHI_espejo_sin_profundidad.docx
@@ -1142,7 +1142,7 @@
           <w:i w:val="0"/>
           <w:sz w:val="22"/>
         </w:rPr>
-        <w:t>Ryland Grace y Roky no comparten una sola palabra ni una sola arquitectura sensorial: Roky es ciego en el sentido humano, «ve» por eco de sonido, respira metano corrosivo tras un cristal que ninguno de los dos puede cruzar. Si el modelo de "Primer contacto" fuera la última palabra, el entrelazamiento entre ambos sería, con toda certeza, imposible: no hay arquitectura compartida con la que resonar. Y sin embargo la novela documenta, paso a paso, cómo se construye igual —no encontrando un protocolo ya compatible, sino inventando uno nuevo desde el referente más neutro posible: las matemáticas y la física, comunes a cualquier horizonte capaz de sobrevivir en un universo con las mismas leyes. Cada palabra nueva —amigo, peligro, presión— se ancla primero a un experimento compartido, nunca a una traducción supuesta. El protocolo tarda semanas en construirse; el entrelazamiento, cuando llega, no es menor por haber sido fabricado en vez de hallado. Al final, Grace sacrifica su regreso a la Tierra para salvar el sol de Roky, no porque comparta su arquitectura, sino porque el protocolo que construyeron juntos terminó por abrir, letra a letra, un puente tan real como cualquier entrelazamiento nacido de una arquitectura ya afín. La incompatibilidad arquitectónica no cierra la puerta: solo obliga a que el protocolo se construya, en vez de encontrarse ya hecho.</w:t>
+        <w:t>Ryland Grace y Rocky no comparten una sola palabra ni una sola arquitectura sensorial: Rocky es ciego en el sentido humano, «ve» por eco de sonido, respira metano corrosivo tras un cristal que ninguno de los dos puede cruzar. Si el modelo de "Primer contacto" fuera la última palabra, el entrelazamiento entre ambos sería, con toda certeza, imposible: no hay arquitectura compartida con la que resonar. Y sin embargo la novela documenta, paso a paso, cómo se construye igual —no encontrando un protocolo ya compatible, sino inventando uno nuevo desde el referente más neutro posible: las matemáticas y la física, comunes a cualquier horizonte capaz de sobrevivir en un universo con las mismas leyes. Cada palabra nueva —amigo, peligro, presión— se ancla primero a un experimento compartido, nunca a una traducción supuesta. El protocolo tarda semanas en construirse; el entrelazamiento, cuando llega, no es menor por haber sido fabricado en vez de hallado. Al final, Grace sacrifica su regreso a la Tierra para salvar el sol de Rocky, no porque comparta su arquitectura, sino porque el protocolo que construyeron juntos terminó por abrir, letra a letra, un puente tan real como cualquier entrelazamiento nacido de una arquitectura ya afín. La incompatibilidad arquitectónica no cierra la puerta: solo obliga a que el protocolo se construya, en vez de encontrarse ya hecho.</w:t>
       </w:r>
     </w:p>
     <w:p>
